--- a/guj/docx/53.content.docx
+++ b/guj/docx/53.content.docx
@@ -962,18 +962,12 @@
         </w:rPr>
         <w:t>બીજો વિરોધાભાસ કલમ 9 માં જોવા મળે છે જ્યાં પાઉલ ઈશ્વરને "શાશ્વત વિનાશ" તરીકે નકારવા માટેના દંડનું વર્ણન કરે છે. સામાન્ય રીતે જ્યારે કોઈ વસ્તુનો નાશ થાય છે ત્યારે તેનું અસ્તિત્વ ખત્મ થઈ જાય છે. પરંતુ આ કિસ્સામાં, જે લોકો ઈશ્વરને નકારે છે તેઓ ઈશ્વરથી શાશ્વત અલગતાનો અનુભવ કરશે, જેમ આ કલમ સમજાવે છે. ઈશ્વરથી અલગ થવાથી તેમના જીવનમાં જે આનંદદાયક હતું તે બધું નાશ પામે છે, અને આ સતત વિનાશ તેઓ અનંતકાળ માટે અનુભવે છે. (</w:t>
       </w:r>
-      <w:hyperlink r:id="rId13">
-        <w:r>
-          <w:rPr>
-            <w:lang w:val="gu_IN" w:bidi="gu_IN"/>
-          </w:rPr>
-          <w:rPr>
-            <w:color w:val="0000EE"/>
-            <w:u w:val="single"/>
-          </w:rPr>
-          <w:t>2 Thessalonians 1:9</w:t>
-        </w:r>
-      </w:hyperlink>
+      <w:r>
+        <w:rPr>
+          <w:lang w:val="gu_IN" w:bidi="gu_IN"/>
+        </w:rPr>
+        <w:t>2 Thessalonians 1:9</w:t>
+      </w:r>
       <w:r>
         <w:rPr>
           <w:lang w:val="gu_IN" w:bidi="gu_IN"/>
